--- a/klagomål/A 22414-2026 FSC-klagomål.docx
+++ b/klagomål/A 22414-2026 FSC-klagomål.docx
@@ -1815,7 +1815,7 @@
     <w:r>
       <w:tab/>
       <w:tab/>
-      <w:t>2026-09-14</w:t>
+      <w:t>2026-09-15</w:t>
       <w:br/>
       <w:br/>
     </w:r>

--- a/klagomål/A 22414-2026 FSC-klagomål.docx
+++ b/klagomål/A 22414-2026 FSC-klagomål.docx
@@ -1815,7 +1815,7 @@
     <w:r>
       <w:tab/>
       <w:tab/>
-      <w:t>2026-09-15</w:t>
+      <w:t>2026-09-16</w:t>
       <w:br/>
       <w:br/>
     </w:r>

--- a/klagomål/A 22414-2026 FSC-klagomål.docx
+++ b/klagomål/A 22414-2026 FSC-klagomål.docx
@@ -1815,7 +1815,7 @@
     <w:r>
       <w:tab/>
       <w:tab/>
-      <w:t>2026-09-16</w:t>
+      <w:t>2026-09-17</w:t>
       <w:br/>
       <w:br/>
     </w:r>

--- a/klagomål/A 22414-2026 FSC-klagomål.docx
+++ b/klagomål/A 22414-2026 FSC-klagomål.docx
@@ -1815,7 +1815,7 @@
     <w:r>
       <w:tab/>
       <w:tab/>
-      <w:t>2026-09-17</w:t>
+      <w:t>2026-09-18</w:t>
       <w:br/>
       <w:br/>
     </w:r>

--- a/klagomål/A 22414-2026 FSC-klagomål.docx
+++ b/klagomål/A 22414-2026 FSC-klagomål.docx
@@ -1815,7 +1815,7 @@
     <w:r>
       <w:tab/>
       <w:tab/>
-      <w:t>2026-09-18</w:t>
+      <w:t>2026-09-19</w:t>
       <w:br/>
       <w:br/>
     </w:r>

--- a/klagomål/A 22414-2026 FSC-klagomål.docx
+++ b/klagomål/A 22414-2026 FSC-klagomål.docx
@@ -1815,7 +1815,7 @@
     <w:r>
       <w:tab/>
       <w:tab/>
-      <w:t>2026-09-19</w:t>
+      <w:t>2026-09-21</w:t>
       <w:br/>
       <w:br/>
     </w:r>

--- a/klagomål/A 22414-2026 FSC-klagomål.docx
+++ b/klagomål/A 22414-2026 FSC-klagomål.docx
@@ -1815,7 +1815,7 @@
     <w:r>
       <w:tab/>
       <w:tab/>
-      <w:t>2026-09-21</w:t>
+      <w:t>2026-09-23</w:t>
       <w:br/>
       <w:br/>
     </w:r>

--- a/klagomål/A 22414-2026 FSC-klagomål.docx
+++ b/klagomål/A 22414-2026 FSC-klagomål.docx
@@ -1815,7 +1815,7 @@
     <w:r>
       <w:tab/>
       <w:tab/>
-      <w:t>2026-09-23</w:t>
+      <w:t>2026-09-24</w:t>
       <w:br/>
       <w:br/>
     </w:r>

--- a/klagomål/A 22414-2026 FSC-klagomål.docx
+++ b/klagomål/A 22414-2026 FSC-klagomål.docx
@@ -1815,7 +1815,7 @@
     <w:r>
       <w:tab/>
       <w:tab/>
-      <w:t>2026-09-24</w:t>
+      <w:t>2026-09-25</w:t>
       <w:br/>
       <w:br/>
     </w:r>

--- a/klagomål/A 22414-2026 FSC-klagomål.docx
+++ b/klagomål/A 22414-2026 FSC-klagomål.docx
@@ -1815,7 +1815,7 @@
     <w:r>
       <w:tab/>
       <w:tab/>
-      <w:t>2026-09-25</w:t>
+      <w:t>2026-09-26</w:t>
       <w:br/>
       <w:br/>
     </w:r>

--- a/klagomål/A 22414-2026 FSC-klagomål.docx
+++ b/klagomål/A 22414-2026 FSC-klagomål.docx
@@ -1815,7 +1815,7 @@
     <w:r>
       <w:tab/>
       <w:tab/>
-      <w:t>2026-09-26</w:t>
+      <w:t>2026-09-27</w:t>
       <w:br/>
       <w:br/>
     </w:r>

--- a/klagomål/A 22414-2026 FSC-klagomål.docx
+++ b/klagomål/A 22414-2026 FSC-klagomål.docx
@@ -1815,7 +1815,7 @@
     <w:r>
       <w:tab/>
       <w:tab/>
-      <w:t>2026-09-27</w:t>
+      <w:t>2026-09-28</w:t>
       <w:br/>
       <w:br/>
     </w:r>

--- a/klagomål/A 22414-2026 FSC-klagomål.docx
+++ b/klagomål/A 22414-2026 FSC-klagomål.docx
@@ -1815,7 +1815,7 @@
     <w:r>
       <w:tab/>
       <w:tab/>
-      <w:t>2026-09-28</w:t>
+      <w:t>2026-09-29</w:t>
       <w:br/>
       <w:br/>
     </w:r>

--- a/klagomål/A 22414-2026 FSC-klagomål.docx
+++ b/klagomål/A 22414-2026 FSC-klagomål.docx
@@ -1815,7 +1815,7 @@
     <w:r>
       <w:tab/>
       <w:tab/>
-      <w:t>2026-09-29</w:t>
+      <w:t>2026-09-30</w:t>
       <w:br/>
       <w:br/>
     </w:r>

--- a/klagomål/A 22414-2026 FSC-klagomål.docx
+++ b/klagomål/A 22414-2026 FSC-klagomål.docx
@@ -1815,7 +1815,7 @@
     <w:r>
       <w:tab/>
       <w:tab/>
-      <w:t>2026-09-30</w:t>
+      <w:t>2026-10-01</w:t>
       <w:br/>
       <w:br/>
     </w:r>

--- a/klagomål/A 22414-2026 FSC-klagomål.docx
+++ b/klagomål/A 22414-2026 FSC-klagomål.docx
@@ -1815,7 +1815,7 @@
     <w:r>
       <w:tab/>
       <w:tab/>
-      <w:t>2026-10-01</w:t>
+      <w:t>2026-10-02</w:t>
       <w:br/>
       <w:br/>
     </w:r>

--- a/klagomål/A 22414-2026 FSC-klagomål.docx
+++ b/klagomål/A 22414-2026 FSC-klagomål.docx
@@ -1815,7 +1815,7 @@
     <w:r>
       <w:tab/>
       <w:tab/>
-      <w:t>2026-10-02</w:t>
+      <w:t>2026-10-03</w:t>
       <w:br/>
       <w:br/>
     </w:r>

--- a/klagomål/A 22414-2026 FSC-klagomål.docx
+++ b/klagomål/A 22414-2026 FSC-klagomål.docx
@@ -1815,7 +1815,7 @@
     <w:r>
       <w:tab/>
       <w:tab/>
-      <w:t>2026-10-03</w:t>
+      <w:t>2026-10-04</w:t>
       <w:br/>
       <w:br/>
     </w:r>

--- a/klagomål/A 22414-2026 FSC-klagomål.docx
+++ b/klagomål/A 22414-2026 FSC-klagomål.docx
@@ -1815,7 +1815,7 @@
     <w:r>
       <w:tab/>
       <w:tab/>
-      <w:t>2026-10-04</w:t>
+      <w:t>2026-10-05</w:t>
       <w:br/>
       <w:br/>
     </w:r>

--- a/klagomål/A 22414-2026 FSC-klagomål.docx
+++ b/klagomål/A 22414-2026 FSC-klagomål.docx
@@ -1815,7 +1815,7 @@
     <w:r>
       <w:tab/>
       <w:tab/>
-      <w:t>2026-10-05</w:t>
+      <w:t>2026-10-06</w:t>
       <w:br/>
       <w:br/>
     </w:r>

--- a/klagomål/A 22414-2026 FSC-klagomål.docx
+++ b/klagomål/A 22414-2026 FSC-klagomål.docx
@@ -1815,7 +1815,7 @@
     <w:r>
       <w:tab/>
       <w:tab/>
-      <w:t>2026-10-06</w:t>
+      <w:t>2026-10-07</w:t>
       <w:br/>
       <w:br/>
     </w:r>

--- a/klagomål/A 22414-2026 FSC-klagomål.docx
+++ b/klagomål/A 22414-2026 FSC-klagomål.docx
@@ -1815,7 +1815,7 @@
     <w:r>
       <w:tab/>
       <w:tab/>
-      <w:t>2026-10-07</w:t>
+      <w:t>2026-10-08</w:t>
       <w:br/>
       <w:br/>
     </w:r>

--- a/klagomål/A 22414-2026 FSC-klagomål.docx
+++ b/klagomål/A 22414-2026 FSC-klagomål.docx
@@ -1815,7 +1815,7 @@
     <w:r>
       <w:tab/>
       <w:tab/>
-      <w:t>2026-10-08</w:t>
+      <w:t>2026-10-09</w:t>
       <w:br/>
       <w:br/>
     </w:r>

--- a/klagomål/A 22414-2026 FSC-klagomål.docx
+++ b/klagomål/A 22414-2026 FSC-klagomål.docx
@@ -1815,7 +1815,7 @@
     <w:r>
       <w:tab/>
       <w:tab/>
-      <w:t>2026-10-09</w:t>
+      <w:t>2026-10-10</w:t>
       <w:br/>
       <w:br/>
     </w:r>

--- a/klagomål/A 22414-2026 FSC-klagomål.docx
+++ b/klagomål/A 22414-2026 FSC-klagomål.docx
@@ -1815,7 +1815,7 @@
     <w:r>
       <w:tab/>
       <w:tab/>
-      <w:t>2026-10-10</w:t>
+      <w:t>2026-10-11</w:t>
       <w:br/>
       <w:br/>
     </w:r>

--- a/klagomål/A 22414-2026 FSC-klagomål.docx
+++ b/klagomål/A 22414-2026 FSC-klagomål.docx
@@ -1815,7 +1815,7 @@
     <w:r>
       <w:tab/>
       <w:tab/>
-      <w:t>2026-10-11</w:t>
+      <w:t>2026-10-12</w:t>
       <w:br/>
       <w:br/>
     </w:r>

--- a/klagomål/A 22414-2026 FSC-klagomål.docx
+++ b/klagomål/A 22414-2026 FSC-klagomål.docx
@@ -1815,7 +1815,7 @@
     <w:r>
       <w:tab/>
       <w:tab/>
-      <w:t>2026-10-12</w:t>
+      <w:t>2026-10-13</w:t>
       <w:br/>
       <w:br/>
     </w:r>

--- a/klagomål/A 22414-2026 FSC-klagomål.docx
+++ b/klagomål/A 22414-2026 FSC-klagomål.docx
@@ -1815,7 +1815,7 @@
     <w:r>
       <w:tab/>
       <w:tab/>
-      <w:t>2026-10-13</w:t>
+      <w:t>2026-10-14</w:t>
       <w:br/>
       <w:br/>
     </w:r>

--- a/klagomål/A 22414-2026 FSC-klagomål.docx
+++ b/klagomål/A 22414-2026 FSC-klagomål.docx
@@ -1815,7 +1815,7 @@
     <w:r>
       <w:tab/>
       <w:tab/>
-      <w:t>2026-10-14</w:t>
+      <w:t>2026-10-15</w:t>
       <w:br/>
       <w:br/>
     </w:r>

--- a/klagomål/A 22414-2026 FSC-klagomål.docx
+++ b/klagomål/A 22414-2026 FSC-klagomål.docx
@@ -1815,7 +1815,7 @@
     <w:r>
       <w:tab/>
       <w:tab/>
-      <w:t>2026-10-15</w:t>
+      <w:t>2026-10-16</w:t>
       <w:br/>
       <w:br/>
     </w:r>

--- a/klagomål/A 22414-2026 FSC-klagomål.docx
+++ b/klagomål/A 22414-2026 FSC-klagomål.docx
@@ -1815,7 +1815,7 @@
     <w:r>
       <w:tab/>
       <w:tab/>
-      <w:t>2026-10-16</w:t>
+      <w:t>2026-10-17</w:t>
       <w:br/>
       <w:br/>
     </w:r>

--- a/klagomål/A 22414-2026 FSC-klagomål.docx
+++ b/klagomål/A 22414-2026 FSC-klagomål.docx
@@ -1815,7 +1815,7 @@
     <w:r>
       <w:tab/>
       <w:tab/>
-      <w:t>2026-10-17</w:t>
+      <w:t>2026-10-18</w:t>
       <w:br/>
       <w:br/>
     </w:r>

--- a/klagomål/A 22414-2026 FSC-klagomål.docx
+++ b/klagomål/A 22414-2026 FSC-klagomål.docx
@@ -1815,7 +1815,7 @@
     <w:r>
       <w:tab/>
       <w:tab/>
-      <w:t>2026-10-18</w:t>
+      <w:t>2026-10-19</w:t>
       <w:br/>
       <w:br/>
     </w:r>

--- a/klagomål/A 22414-2026 FSC-klagomål.docx
+++ b/klagomål/A 22414-2026 FSC-klagomål.docx
@@ -1815,7 +1815,7 @@
     <w:r>
       <w:tab/>
       <w:tab/>
-      <w:t>2026-10-19</w:t>
+      <w:t>2026-10-20</w:t>
       <w:br/>
       <w:br/>
     </w:r>

--- a/klagomål/A 22414-2026 FSC-klagomål.docx
+++ b/klagomål/A 22414-2026 FSC-klagomål.docx
@@ -1815,7 +1815,7 @@
     <w:r>
       <w:tab/>
       <w:tab/>
-      <w:t>2026-10-20</w:t>
+      <w:t>2026-10-21</w:t>
       <w:br/>
       <w:br/>
     </w:r>

--- a/klagomål/A 22414-2026 FSC-klagomål.docx
+++ b/klagomål/A 22414-2026 FSC-klagomål.docx
@@ -1815,7 +1815,7 @@
     <w:r>
       <w:tab/>
       <w:tab/>
-      <w:t>2026-10-21</w:t>
+      <w:t>2026-10-22</w:t>
       <w:br/>
       <w:br/>
     </w:r>

--- a/klagomål/A 22414-2026 FSC-klagomål.docx
+++ b/klagomål/A 22414-2026 FSC-klagomål.docx
@@ -221,7 +221,7 @@
     </w:p>
     <w:p>
       <w:r>
-        <w:t>I och inom 13 meter från avverkningsanmälan finns fynd av 23 naturvårdsarter, varav 16 är rödlistade, 3 är fridlysta, 17 är typiska (T) och 7 är signalarter (S): garnlav (VU, T), knärot (VU, T, §8), blågrå svartspik (NT), dropptaggsvamp (NT, T), dvärgbägarlav (NT, T), gammelgransskål (NT, T), kolflarnlav (NT, T), mörk kolflarnlav (NT), nordtagging (NT), rosenticka (NT, T), tretåig hackspett (NT, T, §4), vedflamlav (NT), vedskivlav (NT, T), vedtrappmossa (NT, T), vitgrynig nållav (NT), vitplätt (NT), bollvitmossa (S, T), grönpyrola (S, T), källpraktmossa (S, T), lappranunkel (S, T, §7), skinnlav (S, T), vedticka (S, T) och ögonpyrola (S, T). Se Figur 1.</w:t>
+        <w:t>I och inom 13 meter från avverkningsanmälan finns fynd av 34 naturvårdsarter, varav 26 är rödlistade, 3 är fridlysta, 21 är typiska (T) och 8 är signalarter (S): fläckporing (VU, T), garnlav (VU, T), gräddporing (VU, T), knärot (VU, T, §8), skrovlig taggsvamp (VU), smalfotad taggsvamp (VU), spadskinn (VU), blågrå svartspik (NT), dropptaggsvamp (NT, T), dvärgbägarlav (NT, T), gammelgransskål (NT, T), kolflarnlav (NT, T), mjölsvärting (NT), mörk kolflarnlav (NT), nordtagging (NT), orange taggsvamp (NT, T), rosenticka (NT, T), svartvit taggsvamp (NT), talltagel (NT, T), tretåig hackspett (NT, T, §4), vaddporing (NT), vedflamlav (NT), vedskivlav (NT, T), vedtrappmossa (NT, T), vitgrynig nållav (NT), vitplätt (NT), bollvitmossa (S, T), grönpyrola (S, T), gullgröppa (S), källpraktmossa (S, T), lappranunkel (S, T, §7), skinnlav (S, T), vedticka (S, T) och ögonpyrola (S, T). Se Figur 1.</w:t>
       </w:r>
     </w:p>
     <w:p>
@@ -252,6 +252,26 @@
         <w:rPr>
           <w:b/>
         </w:rPr>
+        <w:t>Fläckporing (VU)</w:t>
+      </w:r>
+      <w:r>
+        <w:t xml:space="preserve"> är en mycket bra signalart som visar på tallnaturskogar med höga naturvärden. Den är placerad högst upp i Skogsstyrelsens värdepyramid för bedömning av skog med höga naturvärden och indikerar områden som är mer eller mindre opåverkade av skogsbruk och där det funnits en kontinuitet av tallågor i olika nedbrytningsstadier. För att på lång sikt bibehålla livskraftiga populationer i ett område behövs troligen större skyddade områden som tillåter att man upprätthåller en naturlig branddynamik. Fläckporing är typisk art för </w:t>
+      </w:r>
+      <w:r>
+        <w:rPr>
+          <w:i/>
+        </w:rPr>
+        <w:t>9010 Taiga</w:t>
+      </w:r>
+      <w:r>
+        <w:t xml:space="preserve"> (SLU Artdatabanken, 2024; Nitare &amp; Skogsstyrelsen, 2019).</w:t>
+      </w:r>
+    </w:p>
+    <w:p>
+      <w:r>
+        <w:rPr>
+          <w:b/>
+        </w:rPr>
         <w:t>Garnlav (VU)</w:t>
       </w:r>
       <w:r>
@@ -274,6 +294,26 @@
       </w:r>
       <w:r>
         <w:t xml:space="preserve"> (SLU Artdatabanken, 2026).</w:t>
+      </w:r>
+    </w:p>
+    <w:p>
+      <w:r>
+        <w:rPr>
+          <w:b/>
+        </w:rPr>
+        <w:t>Gräddporing (VU)</w:t>
+      </w:r>
+      <w:r>
+        <w:t xml:space="preserve"> växer nästan enbart i urskogsartad barrskog på gamla, kraftigt murkna, grova och mossbelupna tallågor i något fuktiga och skuggiga lägen. Arten är placerad högst upp i Skogsstyrelsens värdepyramid för bedömning av skog med höga naturvärden och indikerar gamla och relativt orörda tallnaturskogar med höga naturvärden där det under låg tid kontinuerligt funnits inslag av grova tallågor. För att på sikt hejda artens vikande trend behöver merparten av gräddporingens nu kända växtplatser undantas från skogsbruk. Gräddporing är typisk art för </w:t>
+      </w:r>
+      <w:r>
+        <w:rPr>
+          <w:i/>
+        </w:rPr>
+        <w:t>9010 Taiga</w:t>
+      </w:r>
+      <w:r>
+        <w:t xml:space="preserve"> (SLU Artdatabanken, 2024; Nitare &amp; Skogsstyrelsen, 2019).</w:t>
       </w:r>
     </w:p>
     <w:p>
@@ -381,6 +421,39 @@
         <w:rPr>
           <w:b/>
         </w:rPr>
+        <w:t xml:space="preserve">Skrovlig taggsvamp (VU) </w:t>
+      </w:r>
+      <w:r>
+        <w:t>bildar mykorrhiza med tall i äldre tallskog, framför allt på tallhed. Den växer huvudsakligen i äldre barrskog som hotas av slutavverkning. Genom att äldre barrskogar och naturskogar blir allt sällsyntare, missgynnas arten av skogsbruk. Arten ingår i ett åtgärdsprogram för hotade arter (ÅGP) och en långsiktig tillgång till svampens värdträd behöver säkras genom att växtplatserna undantas från avverkning. Skrovlig taggsvamp är globalt rödlistad som nära hotad (NT) vilket innebär att Sverige har ett internationellt ansvar för arten (IUCN, 2025; SLU Artdatabanken, 2026; Nitare, 2006).</w:t>
+      </w:r>
+    </w:p>
+    <w:p>
+      <w:r>
+        <w:rPr>
+          <w:b/>
+        </w:rPr>
+        <w:t>Smalfotad taggsvamp (VU)</w:t>
+      </w:r>
+      <w:r>
+        <w:t>, rödlistad som sårbar, växer på marken under lågor eller fallna stubbar i brandpräglad torr tallskog med lång kontinuitet. Arten är starkt associerad till kolad ved från tallar som sannolikt varit med om flera historiska skogsbränder. Detta är en process som kan ta många hundra år och det tar således mycket lång tid att återskapa lämpliga substrat. Smalfotad taggsvamp är placerad i toppen av Skogsstyrelsens värdepyramid för bedömning av skog med höga naturvärden samt globalt rödlistad som sårbar (VU) vilket innebär att Sverige har ett internationellt ansvar för arten (IUCN Redlist, 2024; Nitare &amp; Skogsstyrelsen, 2019; SLU Artdatabanken, 2024).</w:t>
+      </w:r>
+    </w:p>
+    <w:p>
+      <w:r>
+        <w:rPr>
+          <w:b/>
+        </w:rPr>
+        <w:t>Spadskinn (VU)</w:t>
+      </w:r>
+      <w:r>
+        <w:t xml:space="preserve"> är knuten till tallskogar med höga naturvärden och artens potentiella miljöer har minskat kraftigt och fortsätter att minska eftersom äldre sandtallskogar avverkas. Mykorrhiza-arter och andra marklevande svampar påverkas starkt negativt av slutavverkning då alla träd avlägsnas. Spadskinn är globalt rödlistad som sårbar (VU) vilket innebär att Sverige har ett internationellt ansvar för arten. Fler områden där arten förekommer behöver skyddas (SLU Artdatabanken, 2024; Nitare &amp; Skogsstyrelsen, 2019; IUCN, 2019).</w:t>
+      </w:r>
+    </w:p>
+    <w:p>
+      <w:r>
+        <w:rPr>
+          <w:b/>
+        </w:rPr>
         <w:t>Blågrå svartspik (NT)</w:t>
       </w:r>
       <w:r>
@@ -472,6 +545,17 @@
         <w:rPr>
           <w:b/>
         </w:rPr>
+        <w:t>Mjölsvärting (NT)</w:t>
+      </w:r>
+      <w:r>
+        <w:t xml:space="preserve"> växer i luckig barrskog, huvudsakligen på tallhed och i äldre skog. Mager, äldre tallskog och barrblandskog med lång trädkontinuitet bör undantas från trakthyggesbruk. Mjölsvärtingens lokaler är ofta nyckelbiotoper och bör då sparas i sin helhet (SLU Artdatabanken, 2024).</w:t>
+      </w:r>
+    </w:p>
+    <w:p>
+      <w:r>
+        <w:rPr>
+          <w:b/>
+        </w:rPr>
         <w:t>Mörk kolflarnlav (NT)</w:t>
       </w:r>
       <w:r>
@@ -494,6 +578,26 @@
         <w:rPr>
           <w:b/>
         </w:rPr>
+        <w:t xml:space="preserve">Orange taggsvamp (NT) </w:t>
+      </w:r>
+      <w:r>
+        <w:t xml:space="preserve">bildar mykorrhiza med både gran och tall och den förekommer främst i äldre barrskogar med kontinuitetsskogskaraktär. Mest frekvent är den i äldre mossrik granskog, men då bara i skogar inom granens naturliga utbredningsområde och i bestånd med långvarig grankontinuitet. Den totala populationen i landet bedöms ha minskat kraftigt och fortsatt kommer att minska då arten är knuten till en produktiv skogsmiljö som successivt avverkas. Arten hotas främst av skogsavverkning och tycks försvinna efter slutavverkning, markberedning och plantering och det är inte känt att arten har återkommit i anlagd skog på tidigare kalmark. Orange taggsvamp är typisk art för </w:t>
+      </w:r>
+      <w:r>
+        <w:rPr>
+          <w:i/>
+        </w:rPr>
+        <w:t>9010 Taiga</w:t>
+      </w:r>
+      <w:r>
+        <w:t xml:space="preserve"> (SLU Artdatabanken, 2024).</w:t>
+      </w:r>
+    </w:p>
+    <w:p>
+      <w:r>
+        <w:rPr>
+          <w:b/>
+        </w:rPr>
         <w:t>Rosenticka (NT)</w:t>
       </w:r>
       <w:r>
@@ -523,6 +627,37 @@
         <w:rPr>
           <w:b/>
         </w:rPr>
+        <w:t xml:space="preserve">Svartvit taggsvamp (NT) </w:t>
+      </w:r>
+      <w:r>
+        <w:t>bildar mykorrhiza med tall, troligen även med gran. Den växer huvudsakligen i äldre, naturligt uppkommen skog på torr eller frisk mark och förekommer såväl på tallhedar som i mossig barrblandskog. Flera olika former har påträffats vid DNA-undersökningar av europeiskt material och det är oklart hur många former som finns i värd land. Kalavverkning av äldre skog är ett reellt hot, liksom maskinell markberedning och minskad andel självföryngring. Lokaler som fortfarande håller svampen behöver säkerställas (SLU Artdatabanken, 2024; Nitare &amp; Skogsstyrelsen, 2019).</w:t>
+      </w:r>
+    </w:p>
+    <w:p>
+      <w:r>
+        <w:rPr>
+          <w:b/>
+        </w:rPr>
+        <w:t>Talltagel (NT)</w:t>
+      </w:r>
+      <w:r>
+        <w:t xml:space="preserve"> är en boreal art som förekommer på tall i äldre, öppna tallskogar. Den påverkas negativt av brist på kontinuitetsskog och minskningstakten bedöms vara nära gränsvärdet för Sårbar (VU). Talltagel är typisk art för </w:t>
+      </w:r>
+      <w:r>
+        <w:rPr>
+          <w:i/>
+        </w:rPr>
+        <w:t>9010 Taiga</w:t>
+      </w:r>
+      <w:r>
+        <w:t xml:space="preserve"> (SLU Artdatabanken, 2026).</w:t>
+      </w:r>
+    </w:p>
+    <w:p>
+      <w:r>
+        <w:rPr>
+          <w:b/>
+        </w:rPr>
         <w:t>Tretåig hackspett (NT, §4)</w:t>
       </w:r>
       <w:r>
@@ -545,6 +680,17 @@
       </w:r>
       <w:r>
         <w:t xml:space="preserve"> (Skogsstyrelsen, 2016; SLU Artdatabanken, 2024).</w:t>
+      </w:r>
+    </w:p>
+    <w:p>
+      <w:r>
+        <w:rPr>
+          <w:b/>
+        </w:rPr>
+        <w:t xml:space="preserve">Vaddporing (NT) </w:t>
+      </w:r>
+      <w:r>
+        <w:t>är en brunrötande vednedbrytare som hittas på undersidan av liggande murken tallved i olika former. Substratet utgörs framför allt av den typ av hård, kådimpregnerad och ofta kolad tallved som skapas i brandpräglad skog. Vedtypen nybildas i mycket liten omfattning och det är sannolikt att arten upplever en utdöendeskuld. För att garantera artens fortlevnad bör man både säkra att artens växtplatser hålls intakta samt att långsiktigt säkerställa att ny ved tillkommer, allra helst i omedelbar anslutning till artens växtplatser. Skoglig gallring och annat uttag av virke innebär ett hot mot arten (SLU Artdatabanken, 2024).</w:t>
       </w:r>
     </w:p>
     <w:p>
@@ -937,7 +1083,7 @@
         <w:rPr>
           <w:i/>
         </w:rPr>
-        <w:t>I det avverkningsanmälda skogsområdet har 23 rödlistade arter och signalarter påträffats. Detta ska jämföras med Skogsstyrelsens uppföljning 2017 av nyckelbiotoper som visade att man i genomsnitt hittar 20,6 olika rödlistade arter och signalarter i en nyckelbiotop (Wijk, S. 2017. Biologisk mångfald i nyckelbiotoper – Resultat från inventeringen “Uppföljning biologisk mångfald” 2009–2015. Rapport 4/2017 Skogsstyrelsen, Jönköping).</w:t>
+        <w:t>I det avverkningsanmälda skogsområdet har 34 rödlistade arter och signalarter påträffats. Detta ska jämföras med Skogsstyrelsens uppföljning 2017 av nyckelbiotoper som visade att man i genomsnitt hittar 20,6 olika rödlistade arter och signalarter i en nyckelbiotop (Wijk, S. 2017. Biologisk mångfald i nyckelbiotoper – Resultat från inventeringen “Uppföljning biologisk mångfald” 2009–2015. Rapport 4/2017 Skogsstyrelsen, Jönköping).</w:t>
       </w:r>
     </w:p>
     <w:p>
@@ -966,7 +1112,7 @@
         <w:rPr>
           <w:i/>
         </w:rPr>
-        <w:t>I det avverkningsanmälda skogsområdet har 23 naturvårdsarter varav 16 rödlistade arter sina livsmiljöer och växtplatser.</w:t>
+        <w:t>I det avverkningsanmälda skogsområdet har 34 naturvårdsarter varav 26 rödlistade arter sina livsmiljöer och växtplatser.</w:t>
       </w:r>
     </w:p>
     <w:p>
@@ -1815,7 +1961,7 @@
     <w:r>
       <w:tab/>
       <w:tab/>
-      <w:t>2026-10-22</w:t>
+      <w:t>2026-10-23</w:t>
       <w:br/>
       <w:br/>
     </w:r>

--- a/klagomål/A 22414-2026 FSC-klagomål.docx
+++ b/klagomål/A 22414-2026 FSC-klagomål.docx
@@ -1961,7 +1961,7 @@
     <w:r>
       <w:tab/>
       <w:tab/>
-      <w:t>2026-10-23</w:t>
+      <w:t>2026-10-24</w:t>
       <w:br/>
       <w:br/>
     </w:r>

--- a/klagomål/A 22414-2026 FSC-klagomål.docx
+++ b/klagomål/A 22414-2026 FSC-klagomål.docx
@@ -1961,7 +1961,7 @@
     <w:r>
       <w:tab/>
       <w:tab/>
-      <w:t>2026-10-24</w:t>
+      <w:t>2026-10-25</w:t>
       <w:br/>
       <w:br/>
     </w:r>

--- a/klagomål/A 22414-2026 FSC-klagomål.docx
+++ b/klagomål/A 22414-2026 FSC-klagomål.docx
@@ -1961,7 +1961,7 @@
     <w:r>
       <w:tab/>
       <w:tab/>
-      <w:t>2026-10-25</w:t>
+      <w:t>2026-10-26</w:t>
       <w:br/>
       <w:br/>
     </w:r>

--- a/klagomål/A 22414-2026 FSC-klagomål.docx
+++ b/klagomål/A 22414-2026 FSC-klagomål.docx
@@ -1961,7 +1961,7 @@
     <w:r>
       <w:tab/>
       <w:tab/>
-      <w:t>2026-10-26</w:t>
+      <w:t>2026-10-27</w:t>
       <w:br/>
       <w:br/>
     </w:r>

--- a/klagomål/A 22414-2026 FSC-klagomål.docx
+++ b/klagomål/A 22414-2026 FSC-klagomål.docx
@@ -1961,7 +1961,7 @@
     <w:r>
       <w:tab/>
       <w:tab/>
-      <w:t>2026-10-27</w:t>
+      <w:t>2026-10-28</w:t>
       <w:br/>
       <w:br/>
     </w:r>

--- a/klagomål/A 22414-2026 FSC-klagomål.docx
+++ b/klagomål/A 22414-2026 FSC-klagomål.docx
@@ -1961,7 +1961,7 @@
     <w:r>
       <w:tab/>
       <w:tab/>
-      <w:t>2026-10-28</w:t>
+      <w:t>2026-10-29</w:t>
       <w:br/>
       <w:br/>
     </w:r>

--- a/klagomål/A 22414-2026 FSC-klagomål.docx
+++ b/klagomål/A 22414-2026 FSC-klagomål.docx
@@ -1961,7 +1961,7 @@
     <w:r>
       <w:tab/>
       <w:tab/>
-      <w:t>2026-10-29</w:t>
+      <w:t>2026-10-31</w:t>
       <w:br/>
       <w:br/>
     </w:r>
